--- a/러시아 인권변호사/4부/4부_8화_암살_시도.docx
+++ b/러시아 인권변호사/4부/4부_8화_암살_시도.docx
@@ -36,7 +36,7 @@
           <w:i w:val="0"/>
           <w:sz w:val="22"/>
         </w:rPr>
-        <w:t>알렉세이 “료샤” 오를로프 / 이리나 마르첸코 / 카탸 리시나 / 경호팀장 막심 이고레비치 볼딘 / 저격수(대사 없음) / 세르게이 크릴로프 장군(전화) / 수사관 올레그 마르첸코 / 이고리 자하르첸코(전화) / 키릴 안드레예비치 스미르노프(「Компас Аудит」, 전화) / 아나스타시야(나스탸) 드미트리예브나(「Компас Аудит」, 전화) / 베니아민 올레고비치 스트레시네프(「Компас Аудит」) / 안나 오를로바(전화)</w:t>
+        <w:t>알렉세이 “료샤” 오를로프 / 이리나 마르첸코 / 카탸 리시나 / 경호팀장 막심 이고레비치 볼딘 / 저격수(대사 없음) / 세르게이 크릴로프 장군(전화) / 수사관 올레그 마르첸코 / 이고리 자하르첸코(전화) / 키릴 안드레예비치 스미르노프(「Компас Аудит」, 전화) / 아나스타시야(나스탸) 드미트리예브나(「Компас Аудит」, 전화) / 이졸다 티모페예브나 소콜로바(「Компас Аудит」, 전화) / 베니아민 올레고비치 스트레시네프(「Компас Аудит」) / 안나 오를로바(전화)</w:t>
       </w:r>
     </w:p>
     <w:p>
@@ -138,6 +138,98 @@
           <w:i w:val="0"/>
           <w:sz w:val="22"/>
         </w:rPr>
+        <w:t xml:space="preserve">Болдин: </w:t>
+      </w:r>
+      <w:r>
+        <w:rPr>
+          <w:rFonts w:ascii="Times New Roman" w:hAnsi="Times New Roman" w:eastAsia="Malgun Gothic"/>
+          <w:b w:val="0"/>
+          <w:i w:val="0"/>
+          <w:sz w:val="22"/>
+        </w:rPr>
+        <w:t>Люди заслуживают. А стрелки заслуживают удобных крыш. Здесь их вокруг площади одиннадцать, Алексей Николаевич. Я считал.</w:t>
+      </w:r>
+    </w:p>
+    <w:p>
+      <w:pPr>
+        <w:spacing w:before="0" w:after="110" w:line="300" w:lineRule="auto"/>
+      </w:pPr>
+      <w:r>
+        <w:rPr>
+          <w:rFonts w:ascii="Times New Roman" w:hAnsi="Times New Roman" w:eastAsia="Malgun Gothic"/>
+          <w:b/>
+          <w:i w:val="0"/>
+          <w:sz w:val="22"/>
+        </w:rPr>
+        <w:t xml:space="preserve">Лёша: </w:t>
+      </w:r>
+      <w:r>
+        <w:rPr>
+          <w:rFonts w:ascii="Times New Roman" w:hAnsi="Times New Roman" w:eastAsia="Malgun Gothic"/>
+          <w:b w:val="0"/>
+          <w:i w:val="0"/>
+          <w:sz w:val="22"/>
+        </w:rPr>
+        <w:t>И что вы предлагаете?</w:t>
+      </w:r>
+    </w:p>
+    <w:p>
+      <w:pPr>
+        <w:spacing w:before="0" w:after="110" w:line="300" w:lineRule="auto"/>
+      </w:pPr>
+      <w:r>
+        <w:rPr>
+          <w:rFonts w:ascii="Times New Roman" w:hAnsi="Times New Roman" w:eastAsia="Malgun Gothic"/>
+          <w:b/>
+          <w:i w:val="0"/>
+          <w:sz w:val="22"/>
+        </w:rPr>
+        <w:t xml:space="preserve">Болдин: </w:t>
+      </w:r>
+      <w:r>
+        <w:rPr>
+          <w:rFonts w:ascii="Times New Roman" w:hAnsi="Times New Roman" w:eastAsia="Malgun Gothic"/>
+          <w:b w:val="0"/>
+          <w:i w:val="0"/>
+          <w:sz w:val="22"/>
+        </w:rPr>
+        <w:t>Сцену — спиной к заводской стене, а не к жилым домам. Тогда открытых крыш остаётся четыре. Четыре я закрыть могу.</w:t>
+      </w:r>
+    </w:p>
+    <w:p>
+      <w:pPr>
+        <w:spacing w:before="0" w:after="110" w:line="300" w:lineRule="auto"/>
+      </w:pPr>
+      <w:r>
+        <w:rPr>
+          <w:rFonts w:ascii="Times New Roman" w:hAnsi="Times New Roman" w:eastAsia="Malgun Gothic"/>
+          <w:b/>
+          <w:i w:val="0"/>
+          <w:sz w:val="22"/>
+        </w:rPr>
+        <w:t xml:space="preserve">Лёша: </w:t>
+      </w:r>
+      <w:r>
+        <w:rPr>
+          <w:rFonts w:ascii="Times New Roman" w:hAnsi="Times New Roman" w:eastAsia="Malgun Gothic"/>
+          <w:b w:val="0"/>
+          <w:i w:val="0"/>
+          <w:sz w:val="22"/>
+        </w:rPr>
+        <w:t>Делайте, как считаете нужным. Где стоит сцена — решаете вы. Что я говорю со сцены — решаю я.</w:t>
+      </w:r>
+    </w:p>
+    <w:p>
+      <w:pPr>
+        <w:spacing w:before="0" w:after="110" w:line="300" w:lineRule="auto"/>
+      </w:pPr>
+      <w:r>
+        <w:rPr>
+          <w:rFonts w:ascii="Times New Roman" w:hAnsi="Times New Roman" w:eastAsia="Malgun Gothic"/>
+          <w:b/>
+          <w:i w:val="0"/>
+          <w:sz w:val="22"/>
+        </w:rPr>
         <w:t xml:space="preserve">Ирина: </w:t>
       </w:r>
       <w:r>
@@ -450,7 +542,7 @@
           <w:i w:val="0"/>
           <w:sz w:val="22"/>
         </w:rPr>
-        <w:t xml:space="preserve">Катя: </w:t>
+        <w:t xml:space="preserve">Лёша: </w:t>
       </w:r>
       <w:r>
         <w:rPr>
@@ -459,7 +551,63 @@
           <w:i w:val="0"/>
           <w:sz w:val="22"/>
         </w:rPr>
-        <w:t>Делайте это немедленно.</w:t>
+        <w:t>Вы звонили начальнику местной полиции?</w:t>
+      </w:r>
+    </w:p>
+    <w:p>
+      <w:pPr>
+        <w:spacing w:before="0" w:after="110" w:line="300" w:lineRule="auto"/>
+      </w:pPr>
+      <w:r>
+        <w:rPr>
+          <w:rFonts w:ascii="Times New Roman" w:hAnsi="Times New Roman" w:eastAsia="Malgun Gothic"/>
+          <w:b/>
+          <w:i w:val="0"/>
+          <w:sz w:val="22"/>
+        </w:rPr>
+        <w:t xml:space="preserve">Болдин: </w:t>
+      </w:r>
+      <w:r>
+        <w:rPr>
+          <w:rFonts w:ascii="Times New Roman" w:hAnsi="Times New Roman" w:eastAsia="Malgun Gothic"/>
+          <w:b w:val="0"/>
+          <w:i w:val="0"/>
+          <w:sz w:val="22"/>
+        </w:rPr>
+        <w:t>Звонил. Он в отпуске. Со вчерашнего дня. Заместитель на совещании. Дежурный не знает, где совещание.</w:t>
+      </w:r>
+    </w:p>
+    <w:p>
+      <w:pPr>
+        <w:spacing w:before="0" w:after="110" w:line="300" w:lineRule="auto"/>
+      </w:pPr>
+      <w:r>
+        <w:rPr>
+          <w:rFonts w:ascii="Times New Roman" w:hAnsi="Times New Roman" w:eastAsia="Malgun Gothic"/>
+          <w:b/>
+          <w:i w:val="0"/>
+          <w:sz w:val="22"/>
+        </w:rPr>
+        <w:t xml:space="preserve">Катя: </w:t>
+      </w:r>
+      <w:r>
+        <w:rPr>
+          <w:rFonts w:ascii="Times New Roman" w:hAnsi="Times New Roman" w:eastAsia="Malgun Gothic"/>
+          <w:b w:val="0"/>
+          <w:i/>
+          <w:color w:val="555555"/>
+          <w:sz w:val="22"/>
+        </w:rPr>
+        <w:t>(тихо)</w:t>
+      </w:r>
+      <w:r>
+        <w:rPr>
+          <w:rFonts w:ascii="Times New Roman" w:hAnsi="Times New Roman" w:eastAsia="Malgun Gothic"/>
+          <w:b w:val="0"/>
+          <w:i w:val="0"/>
+          <w:sz w:val="22"/>
+        </w:rPr>
+        <w:t xml:space="preserve"> Весь город в отпуске ровно в день нашего митинга. Делайте это немедленно, Максим Игоревич.</w:t>
       </w:r>
     </w:p>
     <w:p>
@@ -640,6 +788,59 @@
           <w:color w:val="555555"/>
           <w:sz w:val="22"/>
         </w:rPr>
+        <w:t>(из толпы кричат: «А зарплату когда?» — смех, одобрительный гул)</w:t>
+      </w:r>
+    </w:p>
+    <w:p>
+      <w:pPr>
+        <w:spacing w:before="0" w:after="110" w:line="300" w:lineRule="auto"/>
+      </w:pPr>
+      <w:r>
+        <w:rPr>
+          <w:rFonts w:ascii="Times New Roman" w:hAnsi="Times New Roman" w:eastAsia="Malgun Gothic"/>
+          <w:b/>
+          <w:i w:val="0"/>
+          <w:sz w:val="22"/>
+        </w:rPr>
+        <w:t xml:space="preserve">Лёша: </w:t>
+      </w:r>
+      <w:r>
+        <w:rPr>
+          <w:rFonts w:ascii="Times New Roman" w:hAnsi="Times New Roman" w:eastAsia="Malgun Gothic"/>
+          <w:b w:val="0"/>
+          <w:i w:val="0"/>
+          <w:sz w:val="22"/>
+        </w:rPr>
+        <w:t>Вот! Вот правильный вопрос. Зарплату здесь задерживают по три месяца, а отчёты в Москву уходят вовремя. Я хочу, чтобы было наоборот: чтобы отчёт задерживали, а зарплату — никогда.</w:t>
+      </w:r>
+    </w:p>
+    <w:p>
+      <w:pPr>
+        <w:spacing w:before="0" w:after="110" w:line="300" w:lineRule="auto"/>
+      </w:pPr>
+      <w:r>
+        <w:rPr>
+          <w:rFonts w:ascii="Times New Roman" w:hAnsi="Times New Roman" w:eastAsia="Malgun Gothic"/>
+          <w:b w:val="0"/>
+          <w:i/>
+          <w:color w:val="555555"/>
+          <w:sz w:val="22"/>
+        </w:rPr>
+        <w:t>(толпа аплодирует; Болдин за сценой не сводит глаз с крыш)</w:t>
+      </w:r>
+    </w:p>
+    <w:p>
+      <w:pPr>
+        <w:spacing w:before="0" w:after="110" w:line="300" w:lineRule="auto"/>
+      </w:pPr>
+      <w:r>
+        <w:rPr>
+          <w:rFonts w:ascii="Times New Roman" w:hAnsi="Times New Roman" w:eastAsia="Malgun Gothic"/>
+          <w:b w:val="0"/>
+          <w:i/>
+          <w:color w:val="555555"/>
+          <w:sz w:val="22"/>
+        </w:rPr>
         <w:t>(внезапно — резкий хлопок, похожий на выстрел, со стороны одного из зданий; толпа вскрикивает)</w:t>
       </w:r>
     </w:p>
@@ -1106,6 +1307,85 @@
     </w:p>
     <w:p>
       <w:pPr>
+        <w:spacing w:before="0" w:after="110" w:line="300" w:lineRule="auto"/>
+      </w:pPr>
+      <w:r>
+        <w:rPr>
+          <w:rFonts w:ascii="Times New Roman" w:hAnsi="Times New Roman" w:eastAsia="Malgun Gothic"/>
+          <w:b/>
+          <w:i w:val="0"/>
+          <w:sz w:val="22"/>
+        </w:rPr>
+        <w:t xml:space="preserve">Катя: </w:t>
+      </w:r>
+      <w:r>
+        <w:rPr>
+          <w:rFonts w:ascii="Times New Roman" w:hAnsi="Times New Roman" w:eastAsia="Malgun Gothic"/>
+          <w:b w:val="0"/>
+          <w:i w:val="0"/>
+          <w:sz w:val="22"/>
+        </w:rPr>
+        <w:t>Уже записываю. Одна из них — девочка четырнадцати лет. Её сбили при эвакуации, сломано запястье.</w:t>
+      </w:r>
+    </w:p>
+    <w:p>
+      <w:pPr>
+        <w:spacing w:before="0" w:after="110" w:line="300" w:lineRule="auto"/>
+      </w:pPr>
+      <w:r>
+        <w:rPr>
+          <w:rFonts w:ascii="Times New Roman" w:hAnsi="Times New Roman" w:eastAsia="Malgun Gothic"/>
+          <w:b/>
+          <w:i w:val="0"/>
+          <w:sz w:val="22"/>
+        </w:rPr>
+        <w:t xml:space="preserve">Лёша: </w:t>
+      </w:r>
+      <w:r>
+        <w:rPr>
+          <w:rFonts w:ascii="Times New Roman" w:hAnsi="Times New Roman" w:eastAsia="Malgun Gothic"/>
+          <w:b w:val="0"/>
+          <w:i/>
+          <w:color w:val="555555"/>
+          <w:sz w:val="22"/>
+        </w:rPr>
+        <w:t>(закрывает глаза)</w:t>
+      </w:r>
+      <w:r>
+        <w:rPr>
+          <w:rFonts w:ascii="Times New Roman" w:hAnsi="Times New Roman" w:eastAsia="Malgun Gothic"/>
+          <w:b w:val="0"/>
+          <w:i w:val="0"/>
+          <w:sz w:val="22"/>
+        </w:rPr>
+        <w:t xml:space="preserve"> Четырнадцать лет.</w:t>
+      </w:r>
+    </w:p>
+    <w:p>
+      <w:pPr>
+        <w:spacing w:before="0" w:after="110" w:line="300" w:lineRule="auto"/>
+      </w:pPr>
+      <w:r>
+        <w:rPr>
+          <w:rFonts w:ascii="Times New Roman" w:hAnsi="Times New Roman" w:eastAsia="Malgun Gothic"/>
+          <w:b/>
+          <w:i w:val="0"/>
+          <w:sz w:val="22"/>
+        </w:rPr>
+        <w:t xml:space="preserve">Болдин: </w:t>
+      </w:r>
+      <w:r>
+        <w:rPr>
+          <w:rFonts w:ascii="Times New Roman" w:hAnsi="Times New Roman" w:eastAsia="Malgun Gothic"/>
+          <w:b w:val="0"/>
+          <w:i w:val="0"/>
+          <w:sz w:val="22"/>
+        </w:rPr>
+        <w:t>Алексей Николаевич, нам нужно уходить. Сейчас. Стрелок мог быть не один.</w:t>
+      </w:r>
+    </w:p>
+    <w:p>
+      <w:pPr>
         <w:keepNext/>
         <w:spacing w:before="320" w:after="140"/>
       </w:pPr>
@@ -1196,6 +1476,52 @@
           <w:i w:val="0"/>
           <w:sz w:val="22"/>
         </w:rPr>
+        <w:t>Максим Игоревич ещё говорил вам, что юристу это не нужно.</w:t>
+      </w:r>
+    </w:p>
+    <w:p>
+      <w:pPr>
+        <w:spacing w:before="0" w:after="110" w:line="300" w:lineRule="auto"/>
+      </w:pPr>
+      <w:r>
+        <w:rPr>
+          <w:rFonts w:ascii="Times New Roman" w:hAnsi="Times New Roman" w:eastAsia="Malgun Gothic"/>
+          <w:b/>
+          <w:i w:val="0"/>
+          <w:sz w:val="22"/>
+        </w:rPr>
+        <w:t xml:space="preserve">Ирина: </w:t>
+      </w:r>
+      <w:r>
+        <w:rPr>
+          <w:rFonts w:ascii="Times New Roman" w:hAnsi="Times New Roman" w:eastAsia="Malgun Gothic"/>
+          <w:b w:val="0"/>
+          <w:i w:val="0"/>
+          <w:sz w:val="22"/>
+        </w:rPr>
+        <w:t>А я ответила, что юрист стоит рядом с вами на сцене. Потом он два дня учил меня падать. Я думала, он издевается.</w:t>
+      </w:r>
+    </w:p>
+    <w:p>
+      <w:pPr>
+        <w:spacing w:before="0" w:after="110" w:line="300" w:lineRule="auto"/>
+      </w:pPr>
+      <w:r>
+        <w:rPr>
+          <w:rFonts w:ascii="Times New Roman" w:hAnsi="Times New Roman" w:eastAsia="Malgun Gothic"/>
+          <w:b/>
+          <w:i w:val="0"/>
+          <w:sz w:val="22"/>
+        </w:rPr>
+        <w:t xml:space="preserve">Лёша: </w:t>
+      </w:r>
+      <w:r>
+        <w:rPr>
+          <w:rFonts w:ascii="Times New Roman" w:hAnsi="Times New Roman" w:eastAsia="Malgun Gothic"/>
+          <w:b w:val="0"/>
+          <w:i w:val="0"/>
+          <w:sz w:val="22"/>
+        </w:rPr>
         <w:t>Два дня курса — и вы бросаетесь под пулю? Вы же юрист.</w:t>
       </w:r>
     </w:p>
@@ -1272,10 +1598,20 @@
         <w:rPr>
           <w:rFonts w:ascii="Times New Roman" w:hAnsi="Times New Roman" w:eastAsia="Malgun Gothic"/>
           <w:b w:val="0"/>
+          <w:i/>
+          <w:color w:val="555555"/>
+          <w:sz w:val="22"/>
+        </w:rPr>
+        <w:t>(разглядывая бинт)</w:t>
+      </w:r>
+      <w:r>
+        <w:rPr>
+          <w:rFonts w:ascii="Times New Roman" w:hAnsi="Times New Roman" w:eastAsia="Malgun Gothic"/>
+          <w:b w:val="0"/>
           <w:i w:val="0"/>
           <w:sz w:val="22"/>
         </w:rPr>
-        <w:t>Заживёт. Вы целы — это единственное, что сейчас важно.</w:t>
+        <w:t xml:space="preserve"> Фельдшер говорит — шрам останется. Буду показывать внукам. Или студентам. Вы целы — это единственное, что сейчас важно.</w:t>
       </w:r>
     </w:p>
     <w:p>
@@ -1361,6 +1697,52 @@
           <w:i w:val="0"/>
           <w:sz w:val="22"/>
         </w:rPr>
+        <w:t xml:space="preserve">Лёша: </w:t>
+      </w:r>
+      <w:r>
+        <w:rPr>
+          <w:rFonts w:ascii="Times New Roman" w:hAnsi="Times New Roman" w:eastAsia="Malgun Gothic"/>
+          <w:b w:val="0"/>
+          <w:i w:val="0"/>
+          <w:sz w:val="22"/>
+        </w:rPr>
+        <w:t>Какой компании?</w:t>
+      </w:r>
+    </w:p>
+    <w:p>
+      <w:pPr>
+        <w:spacing w:before="0" w:after="110" w:line="300" w:lineRule="auto"/>
+      </w:pPr>
+      <w:r>
+        <w:rPr>
+          <w:rFonts w:ascii="Times New Roman" w:hAnsi="Times New Roman" w:eastAsia="Malgun Gothic"/>
+          <w:b/>
+          <w:i w:val="0"/>
+          <w:sz w:val="22"/>
+        </w:rPr>
+        <w:t xml:space="preserve">Марченко: </w:t>
+      </w:r>
+      <w:r>
+        <w:rPr>
+          <w:rFonts w:ascii="Times New Roman" w:hAnsi="Times New Roman" w:eastAsia="Malgun Gothic"/>
+          <w:b w:val="0"/>
+          <w:i w:val="0"/>
+          <w:sz w:val="22"/>
+        </w:rPr>
+        <w:t>«Щит-Регион». Официально стрелок уволился оттуда полгода назад. Неофициально — на прошлой неделе получил премию.</w:t>
+      </w:r>
+    </w:p>
+    <w:p>
+      <w:pPr>
+        <w:spacing w:before="0" w:after="110" w:line="300" w:lineRule="auto"/>
+      </w:pPr>
+      <w:r>
+        <w:rPr>
+          <w:rFonts w:ascii="Times New Roman" w:hAnsi="Times New Roman" w:eastAsia="Malgun Gothic"/>
+          <w:b/>
+          <w:i w:val="0"/>
+          <w:sz w:val="22"/>
+        </w:rPr>
         <w:t xml:space="preserve">Болдин: </w:t>
       </w:r>
       <w:r>
@@ -1496,6 +1878,52 @@
           <w:sz w:val="22"/>
         </w:rPr>
         <w:t>Мотив — не доказательство. Название компании у меня есть. Остальное — дело времени.</w:t>
+      </w:r>
+    </w:p>
+    <w:p>
+      <w:pPr>
+        <w:spacing w:before="0" w:after="110" w:line="300" w:lineRule="auto"/>
+      </w:pPr>
+      <w:r>
+        <w:rPr>
+          <w:rFonts w:ascii="Times New Roman" w:hAnsi="Times New Roman" w:eastAsia="Malgun Gothic"/>
+          <w:b/>
+          <w:i w:val="0"/>
+          <w:sz w:val="22"/>
+        </w:rPr>
+        <w:t xml:space="preserve">Болдин: </w:t>
+      </w:r>
+      <w:r>
+        <w:rPr>
+          <w:rFonts w:ascii="Times New Roman" w:hAnsi="Times New Roman" w:eastAsia="Malgun Gothic"/>
+          <w:b w:val="0"/>
+          <w:i w:val="0"/>
+          <w:sz w:val="22"/>
+        </w:rPr>
+        <w:t>А полиция, которая уходит с площади за час до выстрела, — доказательство?</w:t>
+      </w:r>
+    </w:p>
+    <w:p>
+      <w:pPr>
+        <w:spacing w:before="0" w:after="110" w:line="300" w:lineRule="auto"/>
+      </w:pPr>
+      <w:r>
+        <w:rPr>
+          <w:rFonts w:ascii="Times New Roman" w:hAnsi="Times New Roman" w:eastAsia="Malgun Gothic"/>
+          <w:b/>
+          <w:i w:val="0"/>
+          <w:sz w:val="22"/>
+        </w:rPr>
+        <w:t xml:space="preserve">Марченко: </w:t>
+      </w:r>
+      <w:r>
+        <w:rPr>
+          <w:rFonts w:ascii="Times New Roman" w:hAnsi="Times New Roman" w:eastAsia="Malgun Gothic"/>
+          <w:b w:val="0"/>
+          <w:i w:val="0"/>
+          <w:sz w:val="22"/>
+        </w:rPr>
+        <w:t>Это халатность, Максим Игоревич. Пока. Чтобы стало чем-то большим, нужны бумаги. Я их найду.</w:t>
       </w:r>
     </w:p>
     <w:p>
@@ -1613,7 +2041,7 @@
           <w:i w:val="0"/>
           <w:sz w:val="22"/>
         </w:rPr>
-        <w:t>Спасибо, Сергей Александрович. Есть версии по поводу заказчика с вашей стороны?</w:t>
+        <w:t>Сергей Александрович, вы говорили о регионах, где полиция смотрит на старых хозяев. Черногорск — из них?</w:t>
       </w:r>
     </w:p>
     <w:p>
@@ -1636,7 +2064,7 @@
           <w:i w:val="0"/>
           <w:sz w:val="22"/>
         </w:rPr>
-        <w:t>Провожу собственное расследование параллельно с официальным. Если это дело рук Захарченко или Руденко — а после того совещания четыре дня назад я такого не исключаю, — они серьёзно просчитались.</w:t>
+        <w:t>Черногорск — из первых. Начальник полиции, которого сегодня «не было», — человек Руденко ещё со службы. Это не доказательство. Но это направление.</w:t>
       </w:r>
     </w:p>
     <w:p>
@@ -1659,7 +2087,7 @@
           <w:i w:val="0"/>
           <w:sz w:val="22"/>
         </w:rPr>
-        <w:t>Просчитались в чём?</w:t>
+        <w:t>Спасибо, Сергей Александрович. Есть версии по поводу заказчика с вашей стороны?</w:t>
       </w:r>
     </w:p>
     <w:p>
@@ -1682,7 +2110,109 @@
           <w:i w:val="0"/>
           <w:sz w:val="22"/>
         </w:rPr>
+        <w:t>Провожу собственное расследование параллельно с официальным. Если это дело рук Захарченко или Руденко — а после того совещания четыре дня назад я такого не исключаю, — они серьёзно просчитались.</w:t>
+      </w:r>
+    </w:p>
+    <w:p>
+      <w:pPr>
+        <w:spacing w:before="0" w:after="110" w:line="300" w:lineRule="auto"/>
+      </w:pPr>
+      <w:r>
+        <w:rPr>
+          <w:rFonts w:ascii="Times New Roman" w:hAnsi="Times New Roman" w:eastAsia="Malgun Gothic"/>
+          <w:b/>
+          <w:i w:val="0"/>
+          <w:sz w:val="22"/>
+        </w:rPr>
+        <w:t xml:space="preserve">Лёша: </w:t>
+      </w:r>
+      <w:r>
+        <w:rPr>
+          <w:rFonts w:ascii="Times New Roman" w:hAnsi="Times New Roman" w:eastAsia="Malgun Gothic"/>
+          <w:b w:val="0"/>
+          <w:i w:val="0"/>
+          <w:sz w:val="22"/>
+        </w:rPr>
+        <w:t>Просчитались в чём?</w:t>
+      </w:r>
+    </w:p>
+    <w:p>
+      <w:pPr>
+        <w:spacing w:before="0" w:after="110" w:line="300" w:lineRule="auto"/>
+      </w:pPr>
+      <w:r>
+        <w:rPr>
+          <w:rFonts w:ascii="Times New Roman" w:hAnsi="Times New Roman" w:eastAsia="Malgun Gothic"/>
+          <w:b/>
+          <w:i w:val="0"/>
+          <w:sz w:val="22"/>
+        </w:rPr>
+        <w:t xml:space="preserve">Крылов: </w:t>
+      </w:r>
+      <w:r>
+        <w:rPr>
+          <w:rFonts w:ascii="Times New Roman" w:hAnsi="Times New Roman" w:eastAsia="Malgun Gothic"/>
+          <w:b w:val="0"/>
+          <w:i w:val="0"/>
+          <w:sz w:val="22"/>
+        </w:rPr>
         <w:t>В том, что такой акт только сплотит людей вокруг вас. Политически это самоубийственный ход, не говоря уже о моральной стороне.</w:t>
+      </w:r>
+    </w:p>
+    <w:p>
+      <w:pPr>
+        <w:spacing w:before="0" w:after="110" w:line="300" w:lineRule="auto"/>
+      </w:pPr>
+      <w:r>
+        <w:rPr>
+          <w:rFonts w:ascii="Times New Roman" w:hAnsi="Times New Roman" w:eastAsia="Malgun Gothic"/>
+          <w:b/>
+          <w:i w:val="0"/>
+          <w:sz w:val="22"/>
+        </w:rPr>
+        <w:t xml:space="preserve">Лёша: </w:t>
+      </w:r>
+      <w:r>
+        <w:rPr>
+          <w:rFonts w:ascii="Times New Roman" w:hAnsi="Times New Roman" w:eastAsia="Malgun Gothic"/>
+          <w:b w:val="0"/>
+          <w:i w:val="0"/>
+          <w:sz w:val="22"/>
+        </w:rPr>
+        <w:t>А если бы они не просчитались? Если бы Ирина не успела?</w:t>
+      </w:r>
+    </w:p>
+    <w:p>
+      <w:pPr>
+        <w:spacing w:before="0" w:after="110" w:line="300" w:lineRule="auto"/>
+      </w:pPr>
+      <w:r>
+        <w:rPr>
+          <w:rFonts w:ascii="Times New Roman" w:hAnsi="Times New Roman" w:eastAsia="Malgun Gothic"/>
+          <w:b/>
+          <w:i w:val="0"/>
+          <w:sz w:val="22"/>
+        </w:rPr>
+        <w:t xml:space="preserve">Крылов: </w:t>
+      </w:r>
+      <w:r>
+        <w:rPr>
+          <w:rFonts w:ascii="Times New Roman" w:hAnsi="Times New Roman" w:eastAsia="Malgun Gothic"/>
+          <w:b w:val="0"/>
+          <w:i/>
+          <w:color w:val="555555"/>
+          <w:sz w:val="22"/>
+        </w:rPr>
+        <w:t>(после паузы)</w:t>
+      </w:r>
+      <w:r>
+        <w:rPr>
+          <w:rFonts w:ascii="Times New Roman" w:hAnsi="Times New Roman" w:eastAsia="Malgun Gothic"/>
+          <w:b w:val="0"/>
+          <w:i w:val="0"/>
+          <w:sz w:val="22"/>
+        </w:rPr>
+        <w:t xml:space="preserve"> Тогда, Алексей Николаевич, у страны было бы ещё одно имя в списке. И, боюсь, гражданская война вместо выборов.</w:t>
       </w:r>
     </w:p>
     <w:p>
@@ -1877,7 +2407,17 @@
           <w:i w:val="0"/>
           <w:sz w:val="22"/>
         </w:rPr>
-        <w:t xml:space="preserve">Лёша: </w:t>
+        <w:t xml:space="preserve">Изольда: </w:t>
+      </w:r>
+      <w:r>
+        <w:rPr>
+          <w:rFonts w:ascii="Times New Roman" w:hAnsi="Times New Roman" w:eastAsia="Malgun Gothic"/>
+          <w:b w:val="0"/>
+          <w:i/>
+          <w:color w:val="555555"/>
+          <w:sz w:val="22"/>
+        </w:rPr>
+        <w:t>(по видеосвязи, из-за плеча Кирилла)</w:t>
       </w:r>
       <w:r>
         <w:rPr>
@@ -1886,7 +2426,7 @@
           <w:i w:val="0"/>
           <w:sz w:val="22"/>
         </w:rPr>
-        <w:t>Откуда деньги у прокладок?</w:t>
+        <w:t xml:space="preserve"> И не спал, между прочим. Тридцать лет в профессии, Алексей Николаевич, а такого упрямого мальчика я ещё не видела.</w:t>
       </w:r>
     </w:p>
     <w:p>
@@ -1900,7 +2440,7 @@
           <w:i w:val="0"/>
           <w:sz w:val="22"/>
         </w:rPr>
-        <w:t xml:space="preserve">Вениамин: </w:t>
+        <w:t xml:space="preserve">Лёша: </w:t>
       </w:r>
       <w:r>
         <w:rPr>
@@ -1909,7 +2449,7 @@
           <w:i w:val="0"/>
           <w:sz w:val="22"/>
         </w:rPr>
-        <w:t>А вот здесь интересно. Все три за неделю до этого получили авансы по одному и тому же государственному контракту — «поставка средств связи» для министерства обороны. Контракт подписан лично заместителем министра.</w:t>
+        <w:t>Откуда деньги у прокладок?</w:t>
       </w:r>
     </w:p>
     <w:p>
@@ -1923,7 +2463,7 @@
           <w:i w:val="0"/>
           <w:sz w:val="22"/>
         </w:rPr>
-        <w:t xml:space="preserve">Катя: </w:t>
+        <w:t xml:space="preserve">Вениамин: </w:t>
       </w:r>
       <w:r>
         <w:rPr>
@@ -1932,7 +2472,7 @@
           <w:i w:val="0"/>
           <w:sz w:val="22"/>
         </w:rPr>
-        <w:t>Руденко.</w:t>
+        <w:t>А вот здесь интересно. Все три за неделю до этого получили авансы по одному и тому же государственному контракту — «поставка средств связи» для министерства обороны. Контракт подписан лично заместителем министра.</w:t>
       </w:r>
     </w:p>
     <w:p>
@@ -1946,7 +2486,7 @@
           <w:i w:val="0"/>
           <w:sz w:val="22"/>
         </w:rPr>
-        <w:t xml:space="preserve">Вениамин: </w:t>
+        <w:t xml:space="preserve">Катя: </w:t>
       </w:r>
       <w:r>
         <w:rPr>
@@ -1955,7 +2495,7 @@
           <w:i w:val="0"/>
           <w:sz w:val="22"/>
         </w:rPr>
-        <w:t>Руденко, Екатерина Ивановна. Средства связи, насколько я вижу, никто не поставлял.</w:t>
+        <w:t>Руденко.</w:t>
       </w:r>
     </w:p>
     <w:p>
@@ -1969,7 +2509,7 @@
           <w:i w:val="0"/>
           <w:sz w:val="22"/>
         </w:rPr>
-        <w:t xml:space="preserve">Настя: </w:t>
+        <w:t xml:space="preserve">Вениамин: </w:t>
       </w:r>
       <w:r>
         <w:rPr>
@@ -1978,7 +2518,7 @@
           <w:i w:val="0"/>
           <w:sz w:val="22"/>
         </w:rPr>
-        <w:t>Мы не следователи, Алексей Николаевич. Но деньги оставляют следы охотнее, чем люди. Люди молчат. Проводки — никогда.</w:t>
+        <w:t>Руденко, Екатерина Ивановна. Средства связи, насколько я вижу, никто не поставлял.</w:t>
       </w:r>
     </w:p>
     <w:p>
@@ -1992,7 +2532,7 @@
           <w:i w:val="0"/>
           <w:sz w:val="22"/>
         </w:rPr>
-        <w:t xml:space="preserve">Кирилл: </w:t>
+        <w:t xml:space="preserve">Ирина: </w:t>
       </w:r>
       <w:r>
         <w:rPr>
@@ -2001,7 +2541,7 @@
           <w:i w:val="0"/>
           <w:sz w:val="22"/>
         </w:rPr>
-        <w:t>Всё, что мы нашли, — из открытых источников. Любой суд это примет. Кому передать?</w:t>
+        <w:t>Если связь не поставлялась, это отдельное преступление — хищение бюджетных средств. Даже без покушения.</w:t>
       </w:r>
     </w:p>
     <w:p>
@@ -2015,7 +2555,7 @@
           <w:i w:val="0"/>
           <w:sz w:val="22"/>
         </w:rPr>
-        <w:t xml:space="preserve">Лёша: </w:t>
+        <w:t xml:space="preserve">Настя: </w:t>
       </w:r>
       <w:r>
         <w:rPr>
@@ -2024,7 +2564,165 @@
           <w:i w:val="0"/>
           <w:sz w:val="22"/>
         </w:rPr>
+        <w:t>Именно. Даже если стрелка никто не свяжет с заказчиком, контракт свяжет. Контракт свяжется всегда. Мы не следователи, Алексей Николаевич. Но деньги оставляют следы охотнее, чем люди. Люди молчат. Проводки — никогда.</w:t>
+      </w:r>
+    </w:p>
+    <w:p>
+      <w:pPr>
+        <w:spacing w:before="0" w:after="110" w:line="300" w:lineRule="auto"/>
+      </w:pPr>
+      <w:r>
+        <w:rPr>
+          <w:rFonts w:ascii="Times New Roman" w:hAnsi="Times New Roman" w:eastAsia="Malgun Gothic"/>
+          <w:b/>
+          <w:i w:val="0"/>
+          <w:sz w:val="22"/>
+        </w:rPr>
+        <w:t xml:space="preserve">Кирилл: </w:t>
+      </w:r>
+      <w:r>
+        <w:rPr>
+          <w:rFonts w:ascii="Times New Roman" w:hAnsi="Times New Roman" w:eastAsia="Malgun Gothic"/>
+          <w:b w:val="0"/>
+          <w:i w:val="0"/>
+          <w:sz w:val="22"/>
+        </w:rPr>
+        <w:t>Всё, что мы нашли, — из открытых источников. Любой суд это примет. Кому передать?</w:t>
+      </w:r>
+    </w:p>
+    <w:p>
+      <w:pPr>
+        <w:spacing w:before="0" w:after="110" w:line="300" w:lineRule="auto"/>
+      </w:pPr>
+      <w:r>
+        <w:rPr>
+          <w:rFonts w:ascii="Times New Roman" w:hAnsi="Times New Roman" w:eastAsia="Malgun Gothic"/>
+          <w:b/>
+          <w:i w:val="0"/>
+          <w:sz w:val="22"/>
+        </w:rPr>
+        <w:t xml:space="preserve">Лёша: </w:t>
+      </w:r>
+      <w:r>
+        <w:rPr>
+          <w:rFonts w:ascii="Times New Roman" w:hAnsi="Times New Roman" w:eastAsia="Malgun Gothic"/>
+          <w:b w:val="0"/>
+          <w:i w:val="0"/>
+          <w:sz w:val="22"/>
+        </w:rPr>
         <w:t>Марченко и Крылову. Одновременно, чтобы ни один не мог положить папку под сукно. И копию — Ирине, в сейф.</w:t>
+      </w:r>
+    </w:p>
+    <w:p>
+      <w:pPr>
+        <w:spacing w:before="0" w:after="110" w:line="300" w:lineRule="auto"/>
+      </w:pPr>
+      <w:r>
+        <w:rPr>
+          <w:rFonts w:ascii="Times New Roman" w:hAnsi="Times New Roman" w:eastAsia="Malgun Gothic"/>
+          <w:b/>
+          <w:i w:val="0"/>
+          <w:sz w:val="22"/>
+        </w:rPr>
+        <w:t xml:space="preserve">Кирилл: </w:t>
+      </w:r>
+      <w:r>
+        <w:rPr>
+          <w:rFonts w:ascii="Times New Roman" w:hAnsi="Times New Roman" w:eastAsia="Malgun Gothic"/>
+          <w:b w:val="0"/>
+          <w:i w:val="0"/>
+          <w:sz w:val="22"/>
+        </w:rPr>
+        <w:t>Алексей Николаевич, есть риск. Если кто-то узнает, что это нашли мы, — «Компас» становится мишенью.</w:t>
+      </w:r>
+    </w:p>
+    <w:p>
+      <w:pPr>
+        <w:spacing w:before="0" w:after="110" w:line="300" w:lineRule="auto"/>
+      </w:pPr>
+      <w:r>
+        <w:rPr>
+          <w:rFonts w:ascii="Times New Roman" w:hAnsi="Times New Roman" w:eastAsia="Malgun Gothic"/>
+          <w:b/>
+          <w:i w:val="0"/>
+          <w:sz w:val="22"/>
+        </w:rPr>
+        <w:t xml:space="preserve">Лёша: </w:t>
+      </w:r>
+      <w:r>
+        <w:rPr>
+          <w:rFonts w:ascii="Times New Roman" w:hAnsi="Times New Roman" w:eastAsia="Malgun Gothic"/>
+          <w:b w:val="0"/>
+          <w:i w:val="0"/>
+          <w:sz w:val="22"/>
+        </w:rPr>
+        <w:t>Знаю. Вы можете отказаться, Кирилл Андреевич. Я пойму.</w:t>
+      </w:r>
+    </w:p>
+    <w:p>
+      <w:pPr>
+        <w:spacing w:before="0" w:after="110" w:line="300" w:lineRule="auto"/>
+      </w:pPr>
+      <w:r>
+        <w:rPr>
+          <w:rFonts w:ascii="Times New Roman" w:hAnsi="Times New Roman" w:eastAsia="Malgun Gothic"/>
+          <w:b/>
+          <w:i w:val="0"/>
+          <w:sz w:val="22"/>
+        </w:rPr>
+        <w:t xml:space="preserve">Кирилл: </w:t>
+      </w:r>
+      <w:r>
+        <w:rPr>
+          <w:rFonts w:ascii="Times New Roman" w:hAnsi="Times New Roman" w:eastAsia="Malgun Gothic"/>
+          <w:b w:val="0"/>
+          <w:i/>
+          <w:color w:val="555555"/>
+          <w:sz w:val="22"/>
+        </w:rPr>
+        <w:t>(переглядывается с Настей)</w:t>
+      </w:r>
+      <w:r>
+        <w:rPr>
+          <w:rFonts w:ascii="Times New Roman" w:hAnsi="Times New Roman" w:eastAsia="Malgun Gothic"/>
+          <w:b w:val="0"/>
+          <w:i w:val="0"/>
+          <w:sz w:val="22"/>
+        </w:rPr>
+        <w:t xml:space="preserve"> Мы уже решили. Ещё когда Настя открыла первую выписку.</w:t>
+      </w:r>
+    </w:p>
+    <w:p>
+      <w:pPr>
+        <w:spacing w:before="0" w:after="110" w:line="300" w:lineRule="auto"/>
+      </w:pPr>
+      <w:r>
+        <w:rPr>
+          <w:rFonts w:ascii="Times New Roman" w:hAnsi="Times New Roman" w:eastAsia="Malgun Gothic"/>
+          <w:b/>
+          <w:i w:val="0"/>
+          <w:sz w:val="22"/>
+        </w:rPr>
+        <w:t xml:space="preserve">Настя: </w:t>
+      </w:r>
+      <w:r>
+        <w:rPr>
+          <w:rFonts w:ascii="Times New Roman" w:hAnsi="Times New Roman" w:eastAsia="Malgun Gothic"/>
+          <w:b w:val="0"/>
+          <w:i/>
+          <w:color w:val="555555"/>
+          <w:sz w:val="22"/>
+        </w:rPr>
+        <w:t>(Кириллу, тихо)</w:t>
+      </w:r>
+      <w:r>
+        <w:rPr>
+          <w:rFonts w:ascii="Times New Roman" w:hAnsi="Times New Roman" w:eastAsia="Malgun Gothic"/>
+          <w:b w:val="0"/>
+          <w:i w:val="0"/>
+          <w:sz w:val="22"/>
+        </w:rPr>
+        <w:t xml:space="preserve"> Ты решил. Я просто согласилась.</w:t>
       </w:r>
     </w:p>
     <w:p>
@@ -2185,6 +2883,52 @@
         <w:rPr>
           <w:rFonts w:ascii="Times New Roman" w:hAnsi="Times New Roman" w:eastAsia="Malgun Gothic"/>
           <w:b w:val="0"/>
+          <w:i w:val="0"/>
+          <w:sz w:val="22"/>
+        </w:rPr>
+        <w:t>Он бы испугался за вас сегодня.</w:t>
+      </w:r>
+    </w:p>
+    <w:p>
+      <w:pPr>
+        <w:spacing w:before="0" w:after="110" w:line="300" w:lineRule="auto"/>
+      </w:pPr>
+      <w:r>
+        <w:rPr>
+          <w:rFonts w:ascii="Times New Roman" w:hAnsi="Times New Roman" w:eastAsia="Malgun Gothic"/>
+          <w:b/>
+          <w:i w:val="0"/>
+          <w:sz w:val="22"/>
+        </w:rPr>
+        <w:t xml:space="preserve">Ирина: </w:t>
+      </w:r>
+      <w:r>
+        <w:rPr>
+          <w:rFonts w:ascii="Times New Roman" w:hAnsi="Times New Roman" w:eastAsia="Malgun Gothic"/>
+          <w:b w:val="0"/>
+          <w:i w:val="0"/>
+          <w:sz w:val="22"/>
+        </w:rPr>
+        <w:t>Испугался бы. А потом, наверное, гордился бы. Он всегда сначала пугался, а потом гордился. Бабушка говорила, у него на это уходило ровно пять минут.</w:t>
+      </w:r>
+    </w:p>
+    <w:p>
+      <w:pPr>
+        <w:spacing w:before="0" w:after="110" w:line="300" w:lineRule="auto"/>
+      </w:pPr>
+      <w:r>
+        <w:rPr>
+          <w:rFonts w:ascii="Times New Roman" w:hAnsi="Times New Roman" w:eastAsia="Malgun Gothic"/>
+          <w:b/>
+          <w:i w:val="0"/>
+          <w:sz w:val="22"/>
+        </w:rPr>
+        <w:t xml:space="preserve">Лёша: </w:t>
+      </w:r>
+      <w:r>
+        <w:rPr>
+          <w:rFonts w:ascii="Times New Roman" w:hAnsi="Times New Roman" w:eastAsia="Malgun Gothic"/>
+          <w:b w:val="0"/>
           <w:i/>
           <w:color w:val="555555"/>
           <w:sz w:val="22"/>
@@ -2198,7 +2942,109 @@
           <w:i w:val="0"/>
           <w:sz w:val="22"/>
         </w:rPr>
-        <w:t xml:space="preserve"> Виктор Петрович говорил похожие слова, когда я спрашивал, почему он продолжает бороться после стольких лет. Он повторял за Пушкиным: «Береги честь смолоду».</w:t>
+        <w:t xml:space="preserve"> Виктор Петрович говорил похожие слова, когда я спрашивал, почему он продолжает бороться после стольких лет. Он любил повторять: «Береги честь смолоду». И добавлял, что Пушкин не зря взял эту пословицу эпиграфом к «Капитанской дочке».</w:t>
+      </w:r>
+    </w:p>
+    <w:p>
+      <w:pPr>
+        <w:spacing w:before="0" w:after="110" w:line="300" w:lineRule="auto"/>
+      </w:pPr>
+      <w:r>
+        <w:rPr>
+          <w:rFonts w:ascii="Times New Roman" w:hAnsi="Times New Roman" w:eastAsia="Malgun Gothic"/>
+          <w:b/>
+          <w:i w:val="0"/>
+          <w:sz w:val="22"/>
+        </w:rPr>
+        <w:t xml:space="preserve">Ирина: </w:t>
+      </w:r>
+      <w:r>
+        <w:rPr>
+          <w:rFonts w:ascii="Times New Roman" w:hAnsi="Times New Roman" w:eastAsia="Malgun Gothic"/>
+          <w:b w:val="0"/>
+          <w:i w:val="0"/>
+          <w:sz w:val="22"/>
+        </w:rPr>
+        <w:t>Честь смолоду… Мне всегда казалось, что это про девушек из старых романов.</w:t>
+      </w:r>
+    </w:p>
+    <w:p>
+      <w:pPr>
+        <w:spacing w:before="0" w:after="110" w:line="300" w:lineRule="auto"/>
+      </w:pPr>
+      <w:r>
+        <w:rPr>
+          <w:rFonts w:ascii="Times New Roman" w:hAnsi="Times New Roman" w:eastAsia="Malgun Gothic"/>
+          <w:b/>
+          <w:i w:val="0"/>
+          <w:sz w:val="22"/>
+        </w:rPr>
+        <w:t xml:space="preserve">Лёша: </w:t>
+      </w:r>
+      <w:r>
+        <w:rPr>
+          <w:rFonts w:ascii="Times New Roman" w:hAnsi="Times New Roman" w:eastAsia="Malgun Gothic"/>
+          <w:b w:val="0"/>
+          <w:i w:val="0"/>
+          <w:sz w:val="22"/>
+        </w:rPr>
+        <w:t>Мне тоже казалось. Он объяснил, что про всех. Честь — это то, что ты делаешь, когда все остальные только смотрят.</w:t>
+      </w:r>
+    </w:p>
+    <w:p>
+      <w:pPr>
+        <w:spacing w:before="0" w:after="110" w:line="300" w:lineRule="auto"/>
+      </w:pPr>
+      <w:r>
+        <w:rPr>
+          <w:rFonts w:ascii="Times New Roman" w:hAnsi="Times New Roman" w:eastAsia="Malgun Gothic"/>
+          <w:b/>
+          <w:i w:val="0"/>
+          <w:sz w:val="22"/>
+        </w:rPr>
+        <w:t xml:space="preserve">Ирина: </w:t>
+      </w:r>
+      <w:r>
+        <w:rPr>
+          <w:rFonts w:ascii="Times New Roman" w:hAnsi="Times New Roman" w:eastAsia="Malgun Gothic"/>
+          <w:b w:val="0"/>
+          <w:i/>
+          <w:color w:val="555555"/>
+          <w:sz w:val="22"/>
+        </w:rPr>
+        <w:t>(тихо)</w:t>
+      </w:r>
+      <w:r>
+        <w:rPr>
+          <w:rFonts w:ascii="Times New Roman" w:hAnsi="Times New Roman" w:eastAsia="Malgun Gothic"/>
+          <w:b w:val="0"/>
+          <w:i w:val="0"/>
+          <w:sz w:val="22"/>
+        </w:rPr>
+        <w:t xml:space="preserve"> Значит, дед был прав. И Виктор Петрович. Хотя они никогда не встречались.</w:t>
+      </w:r>
+    </w:p>
+    <w:p>
+      <w:pPr>
+        <w:spacing w:before="0" w:after="110" w:line="300" w:lineRule="auto"/>
+      </w:pPr>
+      <w:r>
+        <w:rPr>
+          <w:rFonts w:ascii="Times New Roman" w:hAnsi="Times New Roman" w:eastAsia="Malgun Gothic"/>
+          <w:b/>
+          <w:i w:val="0"/>
+          <w:sz w:val="22"/>
+        </w:rPr>
+        <w:t xml:space="preserve">Лёша: </w:t>
+      </w:r>
+      <w:r>
+        <w:rPr>
+          <w:rFonts w:ascii="Times New Roman" w:hAnsi="Times New Roman" w:eastAsia="Malgun Gothic"/>
+          <w:b w:val="0"/>
+          <w:i w:val="0"/>
+          <w:sz w:val="22"/>
+        </w:rPr>
+        <w:t>Такие люди встречаются не лично, Ирина. Они встречаются в тех, кто после них.</w:t>
       </w:r>
     </w:p>
     <w:p>
@@ -2451,7 +3297,7 @@
           <w:i w:val="0"/>
           <w:sz w:val="22"/>
         </w:rPr>
-        <w:t>Позволяю, мам. Бойтесь. Я тоже боюсь, если честно. Некрасов писал, что среди всего лицемерия этого мира видел только одни святые, искренние слёзы — «то слёзы бедных матерей». Простите меня за ваши.</w:t>
+        <w:t>Позволяю, мам. Бойтесь. Я тоже боюсь, если честно. Помните, я в школе учил Некрасова и читал вам вслух на кухне? «Одни я в мире подсмотрел святые, искренние слёзы — то слёзы бедных матерей». Простите меня за ваши.</w:t>
       </w:r>
     </w:p>
     <w:p>
@@ -2485,6 +3331,117 @@
           <w:sz w:val="22"/>
         </w:rPr>
         <w:t xml:space="preserve"> Ты и в детстве, когда разбивал коленки, читал мне стихи, чтобы я не ругалась.</w:t>
+      </w:r>
+    </w:p>
+    <w:p>
+      <w:pPr>
+        <w:spacing w:before="0" w:after="110" w:line="300" w:lineRule="auto"/>
+      </w:pPr>
+      <w:r>
+        <w:rPr>
+          <w:rFonts w:ascii="Times New Roman" w:hAnsi="Times New Roman" w:eastAsia="Malgun Gothic"/>
+          <w:b/>
+          <w:i w:val="0"/>
+          <w:sz w:val="22"/>
+        </w:rPr>
+        <w:t xml:space="preserve">Лёша: </w:t>
+      </w:r>
+      <w:r>
+        <w:rPr>
+          <w:rFonts w:ascii="Times New Roman" w:hAnsi="Times New Roman" w:eastAsia="Malgun Gothic"/>
+          <w:b w:val="0"/>
+          <w:i w:val="0"/>
+          <w:sz w:val="22"/>
+        </w:rPr>
+        <w:t>Помогало же.</w:t>
+      </w:r>
+    </w:p>
+    <w:p>
+      <w:pPr>
+        <w:spacing w:before="0" w:after="110" w:line="300" w:lineRule="auto"/>
+      </w:pPr>
+      <w:r>
+        <w:rPr>
+          <w:rFonts w:ascii="Times New Roman" w:hAnsi="Times New Roman" w:eastAsia="Malgun Gothic"/>
+          <w:b/>
+          <w:i w:val="0"/>
+          <w:sz w:val="22"/>
+        </w:rPr>
+        <w:t xml:space="preserve">Анна: </w:t>
+      </w:r>
+      <w:r>
+        <w:rPr>
+          <w:rFonts w:ascii="Times New Roman" w:hAnsi="Times New Roman" w:eastAsia="Malgun Gothic"/>
+          <w:b w:val="0"/>
+          <w:i w:val="0"/>
+          <w:sz w:val="22"/>
+        </w:rPr>
+        <w:t xml:space="preserve">Всегда помогало. В этом-то и беда. </w:t>
+      </w:r>
+      <w:r>
+        <w:rPr>
+          <w:rFonts w:ascii="Times New Roman" w:hAnsi="Times New Roman" w:eastAsia="Malgun Gothic"/>
+          <w:b w:val="0"/>
+          <w:i/>
+          <w:color w:val="555555"/>
+          <w:sz w:val="22"/>
+        </w:rPr>
+        <w:t>(пауза)</w:t>
+      </w:r>
+      <w:r>
+        <w:rPr>
+          <w:rFonts w:ascii="Times New Roman" w:hAnsi="Times New Roman" w:eastAsia="Malgun Gothic"/>
+          <w:b w:val="0"/>
+          <w:i w:val="0"/>
+          <w:sz w:val="22"/>
+        </w:rPr>
+        <w:t xml:space="preserve"> Ирине передай от меня… Нет, я сама ей позвоню. Дай мне её номер.</w:t>
+      </w:r>
+    </w:p>
+    <w:p>
+      <w:pPr>
+        <w:spacing w:before="0" w:after="110" w:line="300" w:lineRule="auto"/>
+      </w:pPr>
+      <w:r>
+        <w:rPr>
+          <w:rFonts w:ascii="Times New Roman" w:hAnsi="Times New Roman" w:eastAsia="Malgun Gothic"/>
+          <w:b/>
+          <w:i w:val="0"/>
+          <w:sz w:val="22"/>
+        </w:rPr>
+        <w:t xml:space="preserve">Лёша: </w:t>
+      </w:r>
+      <w:r>
+        <w:rPr>
+          <w:rFonts w:ascii="Times New Roman" w:hAnsi="Times New Roman" w:eastAsia="Malgun Gothic"/>
+          <w:b w:val="0"/>
+          <w:i w:val="0"/>
+          <w:sz w:val="22"/>
+        </w:rPr>
+        <w:t>Она будет смущаться, мам.</w:t>
+      </w:r>
+    </w:p>
+    <w:p>
+      <w:pPr>
+        <w:spacing w:before="0" w:after="110" w:line="300" w:lineRule="auto"/>
+      </w:pPr>
+      <w:r>
+        <w:rPr>
+          <w:rFonts w:ascii="Times New Roman" w:hAnsi="Times New Roman" w:eastAsia="Malgun Gothic"/>
+          <w:b/>
+          <w:i w:val="0"/>
+          <w:sz w:val="22"/>
+        </w:rPr>
+        <w:t xml:space="preserve">Анна: </w:t>
+      </w:r>
+      <w:r>
+        <w:rPr>
+          <w:rFonts w:ascii="Times New Roman" w:hAnsi="Times New Roman" w:eastAsia="Malgun Gothic"/>
+          <w:b w:val="0"/>
+          <w:i w:val="0"/>
+          <w:sz w:val="22"/>
+        </w:rPr>
+        <w:t>Пусть смущается. Она спасла моего сына. Имею право.</w:t>
       </w:r>
     </w:p>
     <w:p>
@@ -2580,7 +3537,7 @@
           <w:i w:val="0"/>
           <w:sz w:val="22"/>
         </w:rPr>
-        <w:t>Николай Некрасов, «Внимая ужасам войны…» (1855): «Средь лицемерных наших дел / И всякой пошлости и прозы / Одни я в мире подсмотрел / Святые, искренние слёзы</w:t>
+        <w:t>Николай Некрасов, «Внимая ужасам войны…» (1855): «Одни я в мире подсмотрел / Святые, искренние слёзы</w:t>
       </w:r>
       <w:r>
         <w:rPr>
@@ -2589,7 +3546,7 @@
           <w:i w:val="0"/>
           <w:sz w:val="22"/>
         </w:rPr>
-        <w:t xml:space="preserve"> — / То слёзы бедных матерей!» — 크림전쟁 때 쓴 시. 저격 소식에 우는 어머니 안나에게 료샤가 이 시를 빌려 사과한다 (장면 11).</w:t>
+        <w:t xml:space="preserve"> — / То слёзы бедных матерей!» — 한국어 해설: 크림전쟁 때 쓴 시로, 세상의 온갖 위선 속에서 시인이 본 유일한 참된 눈물은 "가엾은 어머니들의 눈물"이라는 구절. 저격 소식에 우는 어머니 안나에게 료샤가 학창 시절 부엌에서 소리 내어 외우던 시라며 읊고 "그 눈물을 용서해 달라"고 사과한다. 안나는 "어릴 때도 무릎이 깨지면 혼나지 않으려고 시를 읽어 줬다"며 울다 웃는다 (장면 11).</w:t>
       </w:r>
     </w:p>
     <w:p>
@@ -2603,7 +3560,7 @@
           <w:i w:val="0"/>
           <w:sz w:val="22"/>
         </w:rPr>
-        <w:t>Александр Пушкин, «Капитанская дочка» (эпиграф): «Береги честь смолоду»</w:t>
+        <w:t>Александр Пушкин, «Капитанская дочка» (эпиграф ко всей повести): «Береги честь смолоду»</w:t>
       </w:r>
       <w:r>
         <w:rPr>
@@ -2612,7 +3569,7 @@
           <w:i w:val="0"/>
           <w:sz w:val="22"/>
         </w:rPr>
-        <w:t xml:space="preserve"> — 속담에서 온 소설의 제사. 료샤가 이리나의 할아버지 이야기에 비코프가 늘 되뇌던 말로 답하며, 비코프와 이리나를 잇는다 (장면 10).</w:t>
+        <w:t xml:space="preserve"> — 한국어 해설: 속담 "Береги платье снову, а честь смолоду"의 뒷부분을 푸시킨이 소설 전체의 제사로 삼은 구절. 할아버지가 체포될 때 "모두 구경만 했다"는 이리나의 고백에, 료샤가 비코프가 늘 되뇌던 말로 답하며 "명예란 다른 이들이 그저 지켜볼 때 네가 하는 일"이라고 풀이한다. 비코프와 이리나의 할아버지를 잇는 장면 (장면 10).</w:t>
       </w:r>
     </w:p>
     <w:p>

--- a/러시아 인권변호사/4부/4부_8화_암살_시도.docx
+++ b/러시아 인권변호사/4부/4부_8화_암살_시도.docx
@@ -3297,7 +3297,7 @@
           <w:i w:val="0"/>
           <w:sz w:val="22"/>
         </w:rPr>
-        <w:t>Позволяю, мам. Бойтесь. Я тоже боюсь, если честно. Помните, я в школе учил Некрасова и читал вам вслух на кухне? «Одни я в мире подсмотрел святые, искренние слёзы — то слёзы бедных матерей». Простите меня за ваши.</w:t>
+        <w:t>Позволяю, мам. Бойся. Я тоже боюсь, если честно. Помнишь, я в школе учил Некрасова и читал тебе вслух на кухне? «Одни я в мире подсмотрел святые, искренние слёзы — то слёзы бедных матерей». Прости меня за твои.</w:t>
       </w:r>
     </w:p>
     <w:p>

--- a/러시아 인권변호사/4부/4부_8화_암살_시도.docx
+++ b/러시아 인권변호사/4부/4부_8화_암살_시도.docx
@@ -36,7 +36,7 @@
           <w:i w:val="0"/>
           <w:sz w:val="22"/>
         </w:rPr>
-        <w:t>알렉세이 “료샤” 오를로프 / 이리나 마르첸코 / 카탸 리시나 / 경호팀장 막심 이고레비치 볼딘 / 저격수(대사 없음) / 세르게이 크릴로프 장군(전화) / 수사관 올레그 마르첸코 / 이고리 자하르첸코(전화) / 키릴 안드레예비치 스미르노프(「Компас Аудит」, 전화) / 아나스타시야(나스탸) 드미트리예브나(「Компас Аудит」, 전화) / 이졸다 티모페예브나 소콜로바(「Компас Аудит」, 전화) / 베니아민 올레고비치 스트레시네프(「Компас Аудит」) / 안나 오를로바(전화)</w:t>
+        <w:t>알렉세이 “료샤” 오를로프 / 이리나 마르첸코 / 카탸 리시나 / 경호팀장 막심 이고레비치 볼딘 / 저격수(대사 없음) / 세르게이 크릴로프 장군(전화) / 수사관 콘스탄틴 마르첸코 / 이고리 자하르첸코(전화) / 키릴 안드레예비치 스미르노프(「Компас Аудит」, 전화) / 아나스타시야(나스탸) 드미트리예브나(「Компас Аудит」, 전화) / 이졸다 티모페예브나 소콜로바(「Компас Аудит」, 전화) / 베니아민 올레고비치 스트레시네프(「Компас Аудит」) / 안나 오를로바(전화)</w:t>
       </w:r>
     </w:p>
     <w:p>
